--- a/Project-7 ---/V2/doc/de novo vs. Recurrent MBC result.docx
+++ b/Project-7 ---/V2/doc/de novo vs. Recurrent MBC result.docx
@@ -10279,7 +10279,7 @@
             <w:tcBorders>
               <w:top w:val="none" w:sz="0" w:space="0" w:color="000000"/>
               <w:left w:val="none" w:sz="0" w:space="0" w:color="000000"/>
-              <w:bottom w:val="single" w:sz="8" w:space="0" w:color="000000"/>
+              <w:bottom w:val="none" w:sz="0" w:space="0" w:color="000000"/>
               <w:right w:val="none" w:sz="0" w:space="0" w:color="000000"/>
             </w:tcBorders>
             <w:shd w:val="clear" w:color="auto" w:fill="FFFFFF"/>
@@ -10324,7 +10324,7 @@
             <w:tcBorders>
               <w:top w:val="none" w:sz="0" w:space="0" w:color="000000"/>
               <w:left w:val="none" w:sz="0" w:space="0" w:color="000000"/>
-              <w:bottom w:val="single" w:sz="8" w:space="0" w:color="000000"/>
+              <w:bottom w:val="none" w:sz="0" w:space="0" w:color="000000"/>
               <w:right w:val="none" w:sz="0" w:space="0" w:color="000000"/>
             </w:tcBorders>
             <w:shd w:val="clear" w:color="auto" w:fill="FFFFFF"/>
@@ -10370,7 +10370,7 @@
             <w:tcBorders>
               <w:top w:val="none" w:sz="0" w:space="0" w:color="000000"/>
               <w:left w:val="none" w:sz="0" w:space="0" w:color="000000"/>
-              <w:bottom w:val="single" w:sz="8" w:space="0" w:color="000000"/>
+              <w:bottom w:val="none" w:sz="0" w:space="0" w:color="000000"/>
               <w:right w:val="none" w:sz="0" w:space="0" w:color="000000"/>
             </w:tcBorders>
             <w:shd w:val="clear" w:color="auto" w:fill="FFFFFF"/>
@@ -10416,7 +10416,7 @@
             <w:tcBorders>
               <w:top w:val="none" w:sz="0" w:space="0" w:color="000000"/>
               <w:left w:val="none" w:sz="0" w:space="0" w:color="000000"/>
-              <w:bottom w:val="single" w:sz="8" w:space="0" w:color="000000"/>
+              <w:bottom w:val="none" w:sz="0" w:space="0" w:color="000000"/>
               <w:right w:val="none" w:sz="0" w:space="0" w:color="000000"/>
             </w:tcBorders>
             <w:shd w:val="clear" w:color="auto" w:fill="FFFFFF"/>
@@ -10462,7 +10462,7 @@
             <w:tcBorders>
               <w:top w:val="none" w:sz="0" w:space="0" w:color="000000"/>
               <w:left w:val="none" w:sz="0" w:space="0" w:color="000000"/>
-              <w:bottom w:val="single" w:sz="8" w:space="0" w:color="000000"/>
+              <w:bottom w:val="none" w:sz="0" w:space="0" w:color="000000"/>
               <w:right w:val="none" w:sz="0" w:space="0" w:color="000000"/>
             </w:tcBorders>
             <w:shd w:val="clear" w:color="auto" w:fill="FFFFFF"/>
@@ -10500,58 +10500,205 @@
         </w:trPr>
         <w:tc>
           <w:tcPr>
-            <w:tcW w:w="9448" w:type="dxa"/>
-            <w:gridSpan w:val="5"/>
-            <w:tcBorders>
-              <w:top w:val="single" w:sz="8" w:space="0" w:color="000000"/>
-              <w:left w:val="none" w:sz="0" w:space="0" w:color="FFFFFF"/>
-              <w:bottom w:val="none" w:sz="0" w:space="0" w:color="FFFFFF"/>
-              <w:right w:val="none" w:sz="0" w:space="0" w:color="FFFFFF"/>
-            </w:tcBorders>
-            <w:shd w:val="clear" w:color="auto" w:fill="FFFFFF"/>
-            <w:tcMar>
-              <w:top w:w="0" w:type="dxa"/>
-              <w:left w:w="0" w:type="dxa"/>
-              <w:bottom w:w="0" w:type="dxa"/>
-              <w:right w:w="0" w:type="dxa"/>
-            </w:tcMar>
-            <w:vAlign w:val="center"/>
-          </w:tcPr>
-          <w:p>
-            <w:pPr>
-              <w:pBdr>
-                <w:top w:val="none" w:sz="0" w:space="0" w:color="000000"/>
-                <w:left w:val="none" w:sz="0" w:space="0" w:color="000000"/>
-                <w:bottom w:val="none" w:sz="0" w:space="0" w:color="000000"/>
-                <w:right w:val="none" w:sz="0" w:space="0" w:color="000000"/>
-              </w:pBdr>
-              <w:spacing w:before="100" w:after="100"/>
-              <w:ind w:left="100" w:right="100"/>
-              <w:rPr>
-                <w:rFonts w:ascii="Arial" w:eastAsia="Arial" w:hAnsi="Arial" w:cs="Arial"/>
-                <w:color w:val="000000"/>
-                <w:sz w:val="22"/>
-                <w:szCs w:val="22"/>
-              </w:rPr>
-            </w:pPr>
-            <w:r>
-              <w:rPr>
-                <w:rFonts w:ascii="Arial" w:eastAsia="Arial" w:hAnsi="Arial" w:cs="Arial"/>
-                <w:color w:val="000000"/>
-                <w:sz w:val="22"/>
-                <w:szCs w:val="22"/>
-                <w:vertAlign w:val="superscript"/>
-              </w:rPr>
-              <w:t>1</w:t>
-            </w:r>
-            <w:r>
-              <w:rPr>
-                <w:rFonts w:ascii="Arial" w:eastAsia="Arial" w:hAnsi="Arial" w:cs="Arial"/>
-                <w:color w:val="000000"/>
-                <w:sz w:val="22"/>
-                <w:szCs w:val="22"/>
-              </w:rPr>
-              <w:t>n (%)</w:t>
+            <w:tcW w:w="2683" w:type="dxa"/>
+            <w:tcBorders>
+              <w:top w:val="none" w:sz="0" w:space="0" w:color="000000"/>
+              <w:left w:val="none" w:sz="0" w:space="0" w:color="000000"/>
+              <w:bottom w:val="none" w:sz="0" w:space="0" w:color="000000"/>
+              <w:right w:val="none" w:sz="0" w:space="0" w:color="000000"/>
+            </w:tcBorders>
+            <w:shd w:val="clear" w:color="auto" w:fill="FFFFFF"/>
+            <w:tcMar>
+              <w:top w:w="0" w:type="dxa"/>
+              <w:left w:w="0" w:type="dxa"/>
+              <w:bottom w:w="0" w:type="dxa"/>
+              <w:right w:w="0" w:type="dxa"/>
+            </w:tcMar>
+          </w:tcPr>
+          <w:p>
+            <w:pPr>
+              <w:pBdr>
+                <w:top w:val="none" w:sz="0" w:space="0" w:color="000000"/>
+                <w:left w:val="none" w:sz="0" w:space="0" w:color="000000"/>
+                <w:bottom w:val="none" w:sz="0" w:space="0" w:color="000000"/>
+                <w:right w:val="none" w:sz="0" w:space="0" w:color="000000"/>
+              </w:pBdr>
+              <w:spacing w:before="100" w:after="100"/>
+              <w:ind w:left="100" w:right="100"/>
+              <w:rPr>
+                <w:rFonts w:ascii="Arial" w:eastAsia="Arial" w:hAnsi="Arial" w:cs="Arial"/>
+                <w:b/>
+                <w:color w:val="000000"/>
+                <w:sz w:val="22"/>
+                <w:szCs w:val="22"/>
+              </w:rPr>
+            </w:pPr>
+            <w:r>
+              <w:rPr>
+                <w:rFonts w:ascii="Arial" w:eastAsia="Arial" w:hAnsi="Arial" w:cs="Arial"/>
+                <w:b/>
+                <w:color w:val="000000"/>
+                <w:sz w:val="22"/>
+                <w:szCs w:val="22"/>
+              </w:rPr>
+              <w:t>Status</w:t>
+            </w:r>
+          </w:p>
+        </w:tc>
+        <w:tc>
+          <w:tcPr>
+            <w:tcW w:w="1426" w:type="dxa"/>
+            <w:tcBorders>
+              <w:top w:val="none" w:sz="0" w:space="0" w:color="000000"/>
+              <w:left w:val="none" w:sz="0" w:space="0" w:color="000000"/>
+              <w:bottom w:val="none" w:sz="0" w:space="0" w:color="000000"/>
+              <w:right w:val="none" w:sz="0" w:space="0" w:color="000000"/>
+            </w:tcBorders>
+            <w:shd w:val="clear" w:color="auto" w:fill="FFFFFF"/>
+            <w:tcMar>
+              <w:top w:w="0" w:type="dxa"/>
+              <w:left w:w="0" w:type="dxa"/>
+              <w:bottom w:w="0" w:type="dxa"/>
+              <w:right w:w="0" w:type="dxa"/>
+            </w:tcMar>
+          </w:tcPr>
+          <w:p>
+            <w:pPr>
+              <w:pBdr>
+                <w:top w:val="none" w:sz="0" w:space="0" w:color="000000"/>
+                <w:left w:val="none" w:sz="0" w:space="0" w:color="000000"/>
+                <w:bottom w:val="none" w:sz="0" w:space="0" w:color="000000"/>
+                <w:right w:val="none" w:sz="0" w:space="0" w:color="000000"/>
+              </w:pBdr>
+              <w:spacing w:before="100" w:after="100"/>
+              <w:ind w:left="100" w:right="100"/>
+              <w:jc w:val="center"/>
+              <w:rPr>
+                <w:rFonts w:ascii="Arial" w:eastAsia="Arial" w:hAnsi="Arial" w:cs="Arial"/>
+                <w:color w:val="000000"/>
+                <w:sz w:val="22"/>
+                <w:szCs w:val="22"/>
+              </w:rPr>
+            </w:pPr>
+          </w:p>
+        </w:tc>
+        <w:tc>
+          <w:tcPr>
+            <w:tcW w:w="1963" w:type="dxa"/>
+            <w:tcBorders>
+              <w:top w:val="none" w:sz="0" w:space="0" w:color="000000"/>
+              <w:left w:val="none" w:sz="0" w:space="0" w:color="000000"/>
+              <w:bottom w:val="none" w:sz="0" w:space="0" w:color="000000"/>
+              <w:right w:val="none" w:sz="0" w:space="0" w:color="000000"/>
+            </w:tcBorders>
+            <w:shd w:val="clear" w:color="auto" w:fill="FFFFFF"/>
+            <w:tcMar>
+              <w:top w:w="0" w:type="dxa"/>
+              <w:left w:w="0" w:type="dxa"/>
+              <w:bottom w:w="0" w:type="dxa"/>
+              <w:right w:w="0" w:type="dxa"/>
+            </w:tcMar>
+          </w:tcPr>
+          <w:p>
+            <w:pPr>
+              <w:pBdr>
+                <w:top w:val="none" w:sz="0" w:space="0" w:color="000000"/>
+                <w:left w:val="none" w:sz="0" w:space="0" w:color="000000"/>
+                <w:bottom w:val="none" w:sz="0" w:space="0" w:color="000000"/>
+                <w:right w:val="none" w:sz="0" w:space="0" w:color="000000"/>
+              </w:pBdr>
+              <w:spacing w:before="100" w:after="100"/>
+              <w:ind w:left="100" w:right="100"/>
+              <w:jc w:val="center"/>
+              <w:rPr>
+                <w:rFonts w:ascii="Arial" w:eastAsia="Arial" w:hAnsi="Arial" w:cs="Arial"/>
+                <w:color w:val="000000"/>
+                <w:sz w:val="22"/>
+                <w:szCs w:val="22"/>
+              </w:rPr>
+            </w:pPr>
+          </w:p>
+        </w:tc>
+        <w:tc>
+          <w:tcPr>
+            <w:tcW w:w="2134" w:type="dxa"/>
+            <w:tcBorders>
+              <w:top w:val="none" w:sz="0" w:space="0" w:color="000000"/>
+              <w:left w:val="none" w:sz="0" w:space="0" w:color="000000"/>
+              <w:bottom w:val="none" w:sz="0" w:space="0" w:color="000000"/>
+              <w:right w:val="none" w:sz="0" w:space="0" w:color="000000"/>
+            </w:tcBorders>
+            <w:shd w:val="clear" w:color="auto" w:fill="FFFFFF"/>
+            <w:tcMar>
+              <w:top w:w="0" w:type="dxa"/>
+              <w:left w:w="0" w:type="dxa"/>
+              <w:bottom w:w="0" w:type="dxa"/>
+              <w:right w:w="0" w:type="dxa"/>
+            </w:tcMar>
+          </w:tcPr>
+          <w:p>
+            <w:pPr>
+              <w:pBdr>
+                <w:top w:val="none" w:sz="0" w:space="0" w:color="000000"/>
+                <w:left w:val="none" w:sz="0" w:space="0" w:color="000000"/>
+                <w:bottom w:val="none" w:sz="0" w:space="0" w:color="000000"/>
+                <w:right w:val="none" w:sz="0" w:space="0" w:color="000000"/>
+              </w:pBdr>
+              <w:spacing w:before="100" w:after="100"/>
+              <w:ind w:left="100" w:right="100"/>
+              <w:jc w:val="center"/>
+              <w:rPr>
+                <w:rFonts w:ascii="Arial" w:eastAsia="Arial" w:hAnsi="Arial" w:cs="Arial"/>
+                <w:color w:val="000000"/>
+                <w:sz w:val="22"/>
+                <w:szCs w:val="22"/>
+              </w:rPr>
+            </w:pPr>
+          </w:p>
+        </w:tc>
+        <w:tc>
+          <w:tcPr>
+            <w:tcW w:w="1242" w:type="dxa"/>
+            <w:tcBorders>
+              <w:top w:val="none" w:sz="0" w:space="0" w:color="000000"/>
+              <w:left w:val="none" w:sz="0" w:space="0" w:color="000000"/>
+              <w:bottom w:val="none" w:sz="0" w:space="0" w:color="000000"/>
+              <w:right w:val="none" w:sz="0" w:space="0" w:color="000000"/>
+            </w:tcBorders>
+            <w:shd w:val="clear" w:color="auto" w:fill="FFFFFF"/>
+            <w:tcMar>
+              <w:top w:w="0" w:type="dxa"/>
+              <w:left w:w="0" w:type="dxa"/>
+              <w:bottom w:w="0" w:type="dxa"/>
+              <w:right w:w="0" w:type="dxa"/>
+            </w:tcMar>
+          </w:tcPr>
+          <w:p>
+            <w:pPr>
+              <w:pBdr>
+                <w:top w:val="none" w:sz="0" w:space="0" w:color="000000"/>
+                <w:left w:val="none" w:sz="0" w:space="0" w:color="000000"/>
+                <w:bottom w:val="none" w:sz="0" w:space="0" w:color="000000"/>
+                <w:right w:val="none" w:sz="0" w:space="0" w:color="000000"/>
+              </w:pBdr>
+              <w:spacing w:before="100" w:after="100"/>
+              <w:ind w:left="100" w:right="100"/>
+              <w:jc w:val="center"/>
+              <w:rPr>
+                <w:rFonts w:ascii="Arial" w:eastAsia="Arial" w:hAnsi="Arial" w:cs="Arial"/>
+                <w:color w:val="000000"/>
+                <w:sz w:val="22"/>
+                <w:szCs w:val="22"/>
+              </w:rPr>
+            </w:pPr>
+            <w:r>
+              <w:rPr>
+                <w:rFonts w:ascii="Arial" w:eastAsia="Arial" w:hAnsi="Arial" w:cs="Arial"/>
+                <w:color w:val="000000"/>
+                <w:sz w:val="22"/>
+                <w:szCs w:val="22"/>
+              </w:rPr>
+              <w:t>0.551</w:t>
             </w:r>
           </w:p>
         </w:tc>
@@ -10562,6 +10709,743 @@
         </w:trPr>
         <w:tc>
           <w:tcPr>
+            <w:tcW w:w="2683" w:type="dxa"/>
+            <w:tcBorders>
+              <w:top w:val="none" w:sz="0" w:space="0" w:color="000000"/>
+              <w:left w:val="none" w:sz="0" w:space="0" w:color="000000"/>
+              <w:bottom w:val="none" w:sz="0" w:space="0" w:color="000000"/>
+              <w:right w:val="none" w:sz="0" w:space="0" w:color="000000"/>
+            </w:tcBorders>
+            <w:shd w:val="clear" w:color="auto" w:fill="FFFFFF"/>
+            <w:tcMar>
+              <w:top w:w="0" w:type="dxa"/>
+              <w:left w:w="0" w:type="dxa"/>
+              <w:bottom w:w="0" w:type="dxa"/>
+              <w:right w:w="0" w:type="dxa"/>
+            </w:tcMar>
+          </w:tcPr>
+          <w:p>
+            <w:pPr>
+              <w:pBdr>
+                <w:top w:val="none" w:sz="0" w:space="0" w:color="000000"/>
+                <w:left w:val="none" w:sz="0" w:space="0" w:color="000000"/>
+                <w:bottom w:val="none" w:sz="0" w:space="0" w:color="000000"/>
+                <w:right w:val="none" w:sz="0" w:space="0" w:color="000000"/>
+              </w:pBdr>
+              <w:spacing w:before="100" w:after="100"/>
+              <w:ind w:left="300" w:right="100"/>
+              <w:rPr>
+                <w:rFonts w:ascii="Arial" w:eastAsia="Arial" w:hAnsi="Arial" w:cs="Arial"/>
+                <w:color w:val="000000"/>
+                <w:sz w:val="22"/>
+                <w:szCs w:val="22"/>
+              </w:rPr>
+            </w:pPr>
+            <w:r>
+              <w:rPr>
+                <w:rFonts w:ascii="Arial" w:eastAsia="Arial" w:hAnsi="Arial" w:cs="Arial"/>
+                <w:color w:val="000000"/>
+                <w:sz w:val="22"/>
+                <w:szCs w:val="22"/>
+              </w:rPr>
+              <w:t>Alive with disease</w:t>
+            </w:r>
+          </w:p>
+        </w:tc>
+        <w:tc>
+          <w:tcPr>
+            <w:tcW w:w="1426" w:type="dxa"/>
+            <w:tcBorders>
+              <w:top w:val="none" w:sz="0" w:space="0" w:color="000000"/>
+              <w:left w:val="none" w:sz="0" w:space="0" w:color="000000"/>
+              <w:bottom w:val="none" w:sz="0" w:space="0" w:color="000000"/>
+              <w:right w:val="none" w:sz="0" w:space="0" w:color="000000"/>
+            </w:tcBorders>
+            <w:shd w:val="clear" w:color="auto" w:fill="FFFFFF"/>
+            <w:tcMar>
+              <w:top w:w="0" w:type="dxa"/>
+              <w:left w:w="0" w:type="dxa"/>
+              <w:bottom w:w="0" w:type="dxa"/>
+              <w:right w:w="0" w:type="dxa"/>
+            </w:tcMar>
+          </w:tcPr>
+          <w:p>
+            <w:pPr>
+              <w:pBdr>
+                <w:top w:val="none" w:sz="0" w:space="0" w:color="000000"/>
+                <w:left w:val="none" w:sz="0" w:space="0" w:color="000000"/>
+                <w:bottom w:val="none" w:sz="0" w:space="0" w:color="000000"/>
+                <w:right w:val="none" w:sz="0" w:space="0" w:color="000000"/>
+              </w:pBdr>
+              <w:spacing w:before="100" w:after="100"/>
+              <w:ind w:left="100" w:right="100"/>
+              <w:jc w:val="center"/>
+              <w:rPr>
+                <w:rFonts w:ascii="Arial" w:eastAsia="Arial" w:hAnsi="Arial" w:cs="Arial"/>
+                <w:color w:val="000000"/>
+                <w:sz w:val="22"/>
+                <w:szCs w:val="22"/>
+              </w:rPr>
+            </w:pPr>
+            <w:r>
+              <w:rPr>
+                <w:rFonts w:ascii="Arial" w:eastAsia="Arial" w:hAnsi="Arial" w:cs="Arial"/>
+                <w:color w:val="000000"/>
+                <w:sz w:val="22"/>
+                <w:szCs w:val="22"/>
+              </w:rPr>
+              <w:t>79 (59%)</w:t>
+            </w:r>
+          </w:p>
+        </w:tc>
+        <w:tc>
+          <w:tcPr>
+            <w:tcW w:w="1963" w:type="dxa"/>
+            <w:tcBorders>
+              <w:top w:val="none" w:sz="0" w:space="0" w:color="000000"/>
+              <w:left w:val="none" w:sz="0" w:space="0" w:color="000000"/>
+              <w:bottom w:val="none" w:sz="0" w:space="0" w:color="000000"/>
+              <w:right w:val="none" w:sz="0" w:space="0" w:color="000000"/>
+            </w:tcBorders>
+            <w:shd w:val="clear" w:color="auto" w:fill="FFFFFF"/>
+            <w:tcMar>
+              <w:top w:w="0" w:type="dxa"/>
+              <w:left w:w="0" w:type="dxa"/>
+              <w:bottom w:w="0" w:type="dxa"/>
+              <w:right w:w="0" w:type="dxa"/>
+            </w:tcMar>
+          </w:tcPr>
+          <w:p>
+            <w:pPr>
+              <w:pBdr>
+                <w:top w:val="none" w:sz="0" w:space="0" w:color="000000"/>
+                <w:left w:val="none" w:sz="0" w:space="0" w:color="000000"/>
+                <w:bottom w:val="none" w:sz="0" w:space="0" w:color="000000"/>
+                <w:right w:val="none" w:sz="0" w:space="0" w:color="000000"/>
+              </w:pBdr>
+              <w:spacing w:before="100" w:after="100"/>
+              <w:ind w:left="100" w:right="100"/>
+              <w:jc w:val="center"/>
+              <w:rPr>
+                <w:rFonts w:ascii="Arial" w:eastAsia="Arial" w:hAnsi="Arial" w:cs="Arial"/>
+                <w:color w:val="000000"/>
+                <w:sz w:val="22"/>
+                <w:szCs w:val="22"/>
+              </w:rPr>
+            </w:pPr>
+            <w:r>
+              <w:rPr>
+                <w:rFonts w:ascii="Arial" w:eastAsia="Arial" w:hAnsi="Arial" w:cs="Arial"/>
+                <w:color w:val="000000"/>
+                <w:sz w:val="22"/>
+                <w:szCs w:val="22"/>
+              </w:rPr>
+              <w:t>35 (56%)</w:t>
+            </w:r>
+          </w:p>
+        </w:tc>
+        <w:tc>
+          <w:tcPr>
+            <w:tcW w:w="2134" w:type="dxa"/>
+            <w:tcBorders>
+              <w:top w:val="none" w:sz="0" w:space="0" w:color="000000"/>
+              <w:left w:val="none" w:sz="0" w:space="0" w:color="000000"/>
+              <w:bottom w:val="none" w:sz="0" w:space="0" w:color="000000"/>
+              <w:right w:val="none" w:sz="0" w:space="0" w:color="000000"/>
+            </w:tcBorders>
+            <w:shd w:val="clear" w:color="auto" w:fill="FFFFFF"/>
+            <w:tcMar>
+              <w:top w:w="0" w:type="dxa"/>
+              <w:left w:w="0" w:type="dxa"/>
+              <w:bottom w:w="0" w:type="dxa"/>
+              <w:right w:w="0" w:type="dxa"/>
+            </w:tcMar>
+          </w:tcPr>
+          <w:p>
+            <w:pPr>
+              <w:pBdr>
+                <w:top w:val="none" w:sz="0" w:space="0" w:color="000000"/>
+                <w:left w:val="none" w:sz="0" w:space="0" w:color="000000"/>
+                <w:bottom w:val="none" w:sz="0" w:space="0" w:color="000000"/>
+                <w:right w:val="none" w:sz="0" w:space="0" w:color="000000"/>
+              </w:pBdr>
+              <w:spacing w:before="100" w:after="100"/>
+              <w:ind w:left="100" w:right="100"/>
+              <w:jc w:val="center"/>
+              <w:rPr>
+                <w:rFonts w:ascii="Arial" w:eastAsia="Arial" w:hAnsi="Arial" w:cs="Arial"/>
+                <w:color w:val="000000"/>
+                <w:sz w:val="22"/>
+                <w:szCs w:val="22"/>
+              </w:rPr>
+            </w:pPr>
+            <w:r>
+              <w:rPr>
+                <w:rFonts w:ascii="Arial" w:eastAsia="Arial" w:hAnsi="Arial" w:cs="Arial"/>
+                <w:color w:val="000000"/>
+                <w:sz w:val="22"/>
+                <w:szCs w:val="22"/>
+              </w:rPr>
+              <w:t>44 (61%)</w:t>
+            </w:r>
+          </w:p>
+        </w:tc>
+        <w:tc>
+          <w:tcPr>
+            <w:tcW w:w="1242" w:type="dxa"/>
+            <w:tcBorders>
+              <w:top w:val="none" w:sz="0" w:space="0" w:color="000000"/>
+              <w:left w:val="none" w:sz="0" w:space="0" w:color="000000"/>
+              <w:bottom w:val="none" w:sz="0" w:space="0" w:color="000000"/>
+              <w:right w:val="none" w:sz="0" w:space="0" w:color="000000"/>
+            </w:tcBorders>
+            <w:shd w:val="clear" w:color="auto" w:fill="FFFFFF"/>
+            <w:tcMar>
+              <w:top w:w="0" w:type="dxa"/>
+              <w:left w:w="0" w:type="dxa"/>
+              <w:bottom w:w="0" w:type="dxa"/>
+              <w:right w:w="0" w:type="dxa"/>
+            </w:tcMar>
+          </w:tcPr>
+          <w:p>
+            <w:pPr>
+              <w:pBdr>
+                <w:top w:val="none" w:sz="0" w:space="0" w:color="000000"/>
+                <w:left w:val="none" w:sz="0" w:space="0" w:color="000000"/>
+                <w:bottom w:val="none" w:sz="0" w:space="0" w:color="000000"/>
+                <w:right w:val="none" w:sz="0" w:space="0" w:color="000000"/>
+              </w:pBdr>
+              <w:spacing w:before="100" w:after="100"/>
+              <w:ind w:left="100" w:right="100"/>
+              <w:jc w:val="center"/>
+              <w:rPr>
+                <w:rFonts w:ascii="Arial" w:eastAsia="Arial" w:hAnsi="Arial" w:cs="Arial"/>
+                <w:color w:val="000000"/>
+                <w:sz w:val="22"/>
+                <w:szCs w:val="22"/>
+              </w:rPr>
+            </w:pPr>
+          </w:p>
+        </w:tc>
+      </w:tr>
+      <w:tr>
+        <w:trPr>
+          <w:jc w:val="center"/>
+        </w:trPr>
+        <w:tc>
+          <w:tcPr>
+            <w:tcW w:w="2683" w:type="dxa"/>
+            <w:tcBorders>
+              <w:top w:val="none" w:sz="0" w:space="0" w:color="000000"/>
+              <w:left w:val="none" w:sz="0" w:space="0" w:color="000000"/>
+              <w:bottom w:val="none" w:sz="0" w:space="0" w:color="000000"/>
+              <w:right w:val="none" w:sz="0" w:space="0" w:color="000000"/>
+            </w:tcBorders>
+            <w:shd w:val="clear" w:color="auto" w:fill="FFFFFF"/>
+            <w:tcMar>
+              <w:top w:w="0" w:type="dxa"/>
+              <w:left w:w="0" w:type="dxa"/>
+              <w:bottom w:w="0" w:type="dxa"/>
+              <w:right w:w="0" w:type="dxa"/>
+            </w:tcMar>
+          </w:tcPr>
+          <w:p>
+            <w:pPr>
+              <w:pBdr>
+                <w:top w:val="none" w:sz="0" w:space="0" w:color="000000"/>
+                <w:left w:val="none" w:sz="0" w:space="0" w:color="000000"/>
+                <w:bottom w:val="none" w:sz="0" w:space="0" w:color="000000"/>
+                <w:right w:val="none" w:sz="0" w:space="0" w:color="000000"/>
+              </w:pBdr>
+              <w:spacing w:before="100" w:after="100"/>
+              <w:ind w:left="300" w:right="100"/>
+              <w:rPr>
+                <w:rFonts w:ascii="Arial" w:eastAsia="Arial" w:hAnsi="Arial" w:cs="Arial"/>
+                <w:color w:val="000000"/>
+                <w:sz w:val="22"/>
+                <w:szCs w:val="22"/>
+              </w:rPr>
+            </w:pPr>
+            <w:r>
+              <w:rPr>
+                <w:rFonts w:ascii="Arial" w:eastAsia="Arial" w:hAnsi="Arial" w:cs="Arial"/>
+                <w:color w:val="000000"/>
+                <w:sz w:val="22"/>
+                <w:szCs w:val="22"/>
+              </w:rPr>
+              <w:t>Death</w:t>
+            </w:r>
+          </w:p>
+        </w:tc>
+        <w:tc>
+          <w:tcPr>
+            <w:tcW w:w="1426" w:type="dxa"/>
+            <w:tcBorders>
+              <w:top w:val="none" w:sz="0" w:space="0" w:color="000000"/>
+              <w:left w:val="none" w:sz="0" w:space="0" w:color="000000"/>
+              <w:bottom w:val="none" w:sz="0" w:space="0" w:color="000000"/>
+              <w:right w:val="none" w:sz="0" w:space="0" w:color="000000"/>
+            </w:tcBorders>
+            <w:shd w:val="clear" w:color="auto" w:fill="FFFFFF"/>
+            <w:tcMar>
+              <w:top w:w="0" w:type="dxa"/>
+              <w:left w:w="0" w:type="dxa"/>
+              <w:bottom w:w="0" w:type="dxa"/>
+              <w:right w:w="0" w:type="dxa"/>
+            </w:tcMar>
+          </w:tcPr>
+          <w:p>
+            <w:pPr>
+              <w:pBdr>
+                <w:top w:val="none" w:sz="0" w:space="0" w:color="000000"/>
+                <w:left w:val="none" w:sz="0" w:space="0" w:color="000000"/>
+                <w:bottom w:val="none" w:sz="0" w:space="0" w:color="000000"/>
+                <w:right w:val="none" w:sz="0" w:space="0" w:color="000000"/>
+              </w:pBdr>
+              <w:spacing w:before="100" w:after="100"/>
+              <w:ind w:left="100" w:right="100"/>
+              <w:jc w:val="center"/>
+              <w:rPr>
+                <w:rFonts w:ascii="Arial" w:eastAsia="Arial" w:hAnsi="Arial" w:cs="Arial"/>
+                <w:color w:val="000000"/>
+                <w:sz w:val="22"/>
+                <w:szCs w:val="22"/>
+              </w:rPr>
+            </w:pPr>
+            <w:r>
+              <w:rPr>
+                <w:rFonts w:ascii="Arial" w:eastAsia="Arial" w:hAnsi="Arial" w:cs="Arial"/>
+                <w:color w:val="000000"/>
+                <w:sz w:val="22"/>
+                <w:szCs w:val="22"/>
+              </w:rPr>
+              <w:t>39 (29%)</w:t>
+            </w:r>
+          </w:p>
+        </w:tc>
+        <w:tc>
+          <w:tcPr>
+            <w:tcW w:w="1963" w:type="dxa"/>
+            <w:tcBorders>
+              <w:top w:val="none" w:sz="0" w:space="0" w:color="000000"/>
+              <w:left w:val="none" w:sz="0" w:space="0" w:color="000000"/>
+              <w:bottom w:val="none" w:sz="0" w:space="0" w:color="000000"/>
+              <w:right w:val="none" w:sz="0" w:space="0" w:color="000000"/>
+            </w:tcBorders>
+            <w:shd w:val="clear" w:color="auto" w:fill="FFFFFF"/>
+            <w:tcMar>
+              <w:top w:w="0" w:type="dxa"/>
+              <w:left w:w="0" w:type="dxa"/>
+              <w:bottom w:w="0" w:type="dxa"/>
+              <w:right w:w="0" w:type="dxa"/>
+            </w:tcMar>
+          </w:tcPr>
+          <w:p>
+            <w:pPr>
+              <w:pBdr>
+                <w:top w:val="none" w:sz="0" w:space="0" w:color="000000"/>
+                <w:left w:val="none" w:sz="0" w:space="0" w:color="000000"/>
+                <w:bottom w:val="none" w:sz="0" w:space="0" w:color="000000"/>
+                <w:right w:val="none" w:sz="0" w:space="0" w:color="000000"/>
+              </w:pBdr>
+              <w:spacing w:before="100" w:after="100"/>
+              <w:ind w:left="100" w:right="100"/>
+              <w:jc w:val="center"/>
+              <w:rPr>
+                <w:rFonts w:ascii="Arial" w:eastAsia="Arial" w:hAnsi="Arial" w:cs="Arial"/>
+                <w:color w:val="000000"/>
+                <w:sz w:val="22"/>
+                <w:szCs w:val="22"/>
+              </w:rPr>
+            </w:pPr>
+            <w:r>
+              <w:rPr>
+                <w:rFonts w:ascii="Arial" w:eastAsia="Arial" w:hAnsi="Arial" w:cs="Arial"/>
+                <w:color w:val="000000"/>
+                <w:sz w:val="22"/>
+                <w:szCs w:val="22"/>
+              </w:rPr>
+              <w:t>21 (33%)</w:t>
+            </w:r>
+          </w:p>
+        </w:tc>
+        <w:tc>
+          <w:tcPr>
+            <w:tcW w:w="2134" w:type="dxa"/>
+            <w:tcBorders>
+              <w:top w:val="none" w:sz="0" w:space="0" w:color="000000"/>
+              <w:left w:val="none" w:sz="0" w:space="0" w:color="000000"/>
+              <w:bottom w:val="none" w:sz="0" w:space="0" w:color="000000"/>
+              <w:right w:val="none" w:sz="0" w:space="0" w:color="000000"/>
+            </w:tcBorders>
+            <w:shd w:val="clear" w:color="auto" w:fill="FFFFFF"/>
+            <w:tcMar>
+              <w:top w:w="0" w:type="dxa"/>
+              <w:left w:w="0" w:type="dxa"/>
+              <w:bottom w:w="0" w:type="dxa"/>
+              <w:right w:w="0" w:type="dxa"/>
+            </w:tcMar>
+          </w:tcPr>
+          <w:p>
+            <w:pPr>
+              <w:pBdr>
+                <w:top w:val="none" w:sz="0" w:space="0" w:color="000000"/>
+                <w:left w:val="none" w:sz="0" w:space="0" w:color="000000"/>
+                <w:bottom w:val="none" w:sz="0" w:space="0" w:color="000000"/>
+                <w:right w:val="none" w:sz="0" w:space="0" w:color="000000"/>
+              </w:pBdr>
+              <w:spacing w:before="100" w:after="100"/>
+              <w:ind w:left="100" w:right="100"/>
+              <w:jc w:val="center"/>
+              <w:rPr>
+                <w:rFonts w:ascii="Arial" w:eastAsia="Arial" w:hAnsi="Arial" w:cs="Arial"/>
+                <w:color w:val="000000"/>
+                <w:sz w:val="22"/>
+                <w:szCs w:val="22"/>
+              </w:rPr>
+            </w:pPr>
+            <w:r>
+              <w:rPr>
+                <w:rFonts w:ascii="Arial" w:eastAsia="Arial" w:hAnsi="Arial" w:cs="Arial"/>
+                <w:color w:val="000000"/>
+                <w:sz w:val="22"/>
+                <w:szCs w:val="22"/>
+              </w:rPr>
+              <w:t>18 (25%)</w:t>
+            </w:r>
+          </w:p>
+        </w:tc>
+        <w:tc>
+          <w:tcPr>
+            <w:tcW w:w="1242" w:type="dxa"/>
+            <w:tcBorders>
+              <w:top w:val="none" w:sz="0" w:space="0" w:color="000000"/>
+              <w:left w:val="none" w:sz="0" w:space="0" w:color="000000"/>
+              <w:bottom w:val="none" w:sz="0" w:space="0" w:color="000000"/>
+              <w:right w:val="none" w:sz="0" w:space="0" w:color="000000"/>
+            </w:tcBorders>
+            <w:shd w:val="clear" w:color="auto" w:fill="FFFFFF"/>
+            <w:tcMar>
+              <w:top w:w="0" w:type="dxa"/>
+              <w:left w:w="0" w:type="dxa"/>
+              <w:bottom w:w="0" w:type="dxa"/>
+              <w:right w:w="0" w:type="dxa"/>
+            </w:tcMar>
+          </w:tcPr>
+          <w:p>
+            <w:pPr>
+              <w:pBdr>
+                <w:top w:val="none" w:sz="0" w:space="0" w:color="000000"/>
+                <w:left w:val="none" w:sz="0" w:space="0" w:color="000000"/>
+                <w:bottom w:val="none" w:sz="0" w:space="0" w:color="000000"/>
+                <w:right w:val="none" w:sz="0" w:space="0" w:color="000000"/>
+              </w:pBdr>
+              <w:spacing w:before="100" w:after="100"/>
+              <w:ind w:left="100" w:right="100"/>
+              <w:jc w:val="center"/>
+              <w:rPr>
+                <w:rFonts w:ascii="Arial" w:eastAsia="Arial" w:hAnsi="Arial" w:cs="Arial"/>
+                <w:color w:val="000000"/>
+                <w:sz w:val="22"/>
+                <w:szCs w:val="22"/>
+              </w:rPr>
+            </w:pPr>
+          </w:p>
+        </w:tc>
+      </w:tr>
+      <w:tr>
+        <w:trPr>
+          <w:jc w:val="center"/>
+        </w:trPr>
+        <w:tc>
+          <w:tcPr>
+            <w:tcW w:w="2683" w:type="dxa"/>
+            <w:tcBorders>
+              <w:top w:val="none" w:sz="0" w:space="0" w:color="000000"/>
+              <w:left w:val="none" w:sz="0" w:space="0" w:color="000000"/>
+              <w:bottom w:val="single" w:sz="8" w:space="0" w:color="000000"/>
+              <w:right w:val="none" w:sz="0" w:space="0" w:color="000000"/>
+            </w:tcBorders>
+            <w:shd w:val="clear" w:color="auto" w:fill="FFFFFF"/>
+            <w:tcMar>
+              <w:top w:w="0" w:type="dxa"/>
+              <w:left w:w="0" w:type="dxa"/>
+              <w:bottom w:w="0" w:type="dxa"/>
+              <w:right w:w="0" w:type="dxa"/>
+            </w:tcMar>
+          </w:tcPr>
+          <w:p>
+            <w:pPr>
+              <w:pBdr>
+                <w:top w:val="none" w:sz="0" w:space="0" w:color="000000"/>
+                <w:left w:val="none" w:sz="0" w:space="0" w:color="000000"/>
+                <w:bottom w:val="none" w:sz="0" w:space="0" w:color="000000"/>
+                <w:right w:val="none" w:sz="0" w:space="0" w:color="000000"/>
+              </w:pBdr>
+              <w:spacing w:before="100" w:after="100"/>
+              <w:ind w:left="300" w:right="100"/>
+              <w:rPr>
+                <w:rFonts w:ascii="Arial" w:eastAsia="Arial" w:hAnsi="Arial" w:cs="Arial"/>
+                <w:color w:val="000000"/>
+                <w:sz w:val="22"/>
+                <w:szCs w:val="22"/>
+              </w:rPr>
+            </w:pPr>
+            <w:r>
+              <w:rPr>
+                <w:rFonts w:ascii="Arial" w:eastAsia="Arial" w:hAnsi="Arial" w:cs="Arial"/>
+                <w:color w:val="000000"/>
+                <w:sz w:val="22"/>
+                <w:szCs w:val="22"/>
+              </w:rPr>
+              <w:t>Disease free</w:t>
+            </w:r>
+          </w:p>
+        </w:tc>
+        <w:tc>
+          <w:tcPr>
+            <w:tcW w:w="1426" w:type="dxa"/>
+            <w:tcBorders>
+              <w:top w:val="none" w:sz="0" w:space="0" w:color="000000"/>
+              <w:left w:val="none" w:sz="0" w:space="0" w:color="000000"/>
+              <w:bottom w:val="single" w:sz="8" w:space="0" w:color="000000"/>
+              <w:right w:val="none" w:sz="0" w:space="0" w:color="000000"/>
+            </w:tcBorders>
+            <w:shd w:val="clear" w:color="auto" w:fill="FFFFFF"/>
+            <w:tcMar>
+              <w:top w:w="0" w:type="dxa"/>
+              <w:left w:w="0" w:type="dxa"/>
+              <w:bottom w:w="0" w:type="dxa"/>
+              <w:right w:w="0" w:type="dxa"/>
+            </w:tcMar>
+          </w:tcPr>
+          <w:p>
+            <w:pPr>
+              <w:pBdr>
+                <w:top w:val="none" w:sz="0" w:space="0" w:color="000000"/>
+                <w:left w:val="none" w:sz="0" w:space="0" w:color="000000"/>
+                <w:bottom w:val="none" w:sz="0" w:space="0" w:color="000000"/>
+                <w:right w:val="none" w:sz="0" w:space="0" w:color="000000"/>
+              </w:pBdr>
+              <w:spacing w:before="100" w:after="100"/>
+              <w:ind w:left="100" w:right="100"/>
+              <w:jc w:val="center"/>
+              <w:rPr>
+                <w:rFonts w:ascii="Arial" w:eastAsia="Arial" w:hAnsi="Arial" w:cs="Arial"/>
+                <w:color w:val="000000"/>
+                <w:sz w:val="22"/>
+                <w:szCs w:val="22"/>
+              </w:rPr>
+            </w:pPr>
+            <w:r>
+              <w:rPr>
+                <w:rFonts w:ascii="Arial" w:eastAsia="Arial" w:hAnsi="Arial" w:cs="Arial"/>
+                <w:color w:val="000000"/>
+                <w:sz w:val="22"/>
+                <w:szCs w:val="22"/>
+              </w:rPr>
+              <w:t>17 (13%)</w:t>
+            </w:r>
+          </w:p>
+        </w:tc>
+        <w:tc>
+          <w:tcPr>
+            <w:tcW w:w="1963" w:type="dxa"/>
+            <w:tcBorders>
+              <w:top w:val="none" w:sz="0" w:space="0" w:color="000000"/>
+              <w:left w:val="none" w:sz="0" w:space="0" w:color="000000"/>
+              <w:bottom w:val="single" w:sz="8" w:space="0" w:color="000000"/>
+              <w:right w:val="none" w:sz="0" w:space="0" w:color="000000"/>
+            </w:tcBorders>
+            <w:shd w:val="clear" w:color="auto" w:fill="FFFFFF"/>
+            <w:tcMar>
+              <w:top w:w="0" w:type="dxa"/>
+              <w:left w:w="0" w:type="dxa"/>
+              <w:bottom w:w="0" w:type="dxa"/>
+              <w:right w:w="0" w:type="dxa"/>
+            </w:tcMar>
+          </w:tcPr>
+          <w:p>
+            <w:pPr>
+              <w:pBdr>
+                <w:top w:val="none" w:sz="0" w:space="0" w:color="000000"/>
+                <w:left w:val="none" w:sz="0" w:space="0" w:color="000000"/>
+                <w:bottom w:val="none" w:sz="0" w:space="0" w:color="000000"/>
+                <w:right w:val="none" w:sz="0" w:space="0" w:color="000000"/>
+              </w:pBdr>
+              <w:spacing w:before="100" w:after="100"/>
+              <w:ind w:left="100" w:right="100"/>
+              <w:jc w:val="center"/>
+              <w:rPr>
+                <w:rFonts w:ascii="Arial" w:eastAsia="Arial" w:hAnsi="Arial" w:cs="Arial"/>
+                <w:color w:val="000000"/>
+                <w:sz w:val="22"/>
+                <w:szCs w:val="22"/>
+              </w:rPr>
+            </w:pPr>
+            <w:r>
+              <w:rPr>
+                <w:rFonts w:ascii="Arial" w:eastAsia="Arial" w:hAnsi="Arial" w:cs="Arial"/>
+                <w:color w:val="000000"/>
+                <w:sz w:val="22"/>
+                <w:szCs w:val="22"/>
+              </w:rPr>
+              <w:t>7 (11%)</w:t>
+            </w:r>
+          </w:p>
+        </w:tc>
+        <w:tc>
+          <w:tcPr>
+            <w:tcW w:w="2134" w:type="dxa"/>
+            <w:tcBorders>
+              <w:top w:val="none" w:sz="0" w:space="0" w:color="000000"/>
+              <w:left w:val="none" w:sz="0" w:space="0" w:color="000000"/>
+              <w:bottom w:val="single" w:sz="8" w:space="0" w:color="000000"/>
+              <w:right w:val="none" w:sz="0" w:space="0" w:color="000000"/>
+            </w:tcBorders>
+            <w:shd w:val="clear" w:color="auto" w:fill="FFFFFF"/>
+            <w:tcMar>
+              <w:top w:w="0" w:type="dxa"/>
+              <w:left w:w="0" w:type="dxa"/>
+              <w:bottom w:w="0" w:type="dxa"/>
+              <w:right w:w="0" w:type="dxa"/>
+            </w:tcMar>
+          </w:tcPr>
+          <w:p>
+            <w:pPr>
+              <w:pBdr>
+                <w:top w:val="none" w:sz="0" w:space="0" w:color="000000"/>
+                <w:left w:val="none" w:sz="0" w:space="0" w:color="000000"/>
+                <w:bottom w:val="none" w:sz="0" w:space="0" w:color="000000"/>
+                <w:right w:val="none" w:sz="0" w:space="0" w:color="000000"/>
+              </w:pBdr>
+              <w:spacing w:before="100" w:after="100"/>
+              <w:ind w:left="100" w:right="100"/>
+              <w:jc w:val="center"/>
+              <w:rPr>
+                <w:rFonts w:ascii="Arial" w:eastAsia="Arial" w:hAnsi="Arial" w:cs="Arial"/>
+                <w:color w:val="000000"/>
+                <w:sz w:val="22"/>
+                <w:szCs w:val="22"/>
+              </w:rPr>
+            </w:pPr>
+            <w:r>
+              <w:rPr>
+                <w:rFonts w:ascii="Arial" w:eastAsia="Arial" w:hAnsi="Arial" w:cs="Arial"/>
+                <w:color w:val="000000"/>
+                <w:sz w:val="22"/>
+                <w:szCs w:val="22"/>
+              </w:rPr>
+              <w:t>10 (14%)</w:t>
+            </w:r>
+          </w:p>
+        </w:tc>
+        <w:tc>
+          <w:tcPr>
+            <w:tcW w:w="1242" w:type="dxa"/>
+            <w:tcBorders>
+              <w:top w:val="none" w:sz="0" w:space="0" w:color="000000"/>
+              <w:left w:val="none" w:sz="0" w:space="0" w:color="000000"/>
+              <w:bottom w:val="single" w:sz="8" w:space="0" w:color="000000"/>
+              <w:right w:val="none" w:sz="0" w:space="0" w:color="000000"/>
+            </w:tcBorders>
+            <w:shd w:val="clear" w:color="auto" w:fill="FFFFFF"/>
+            <w:tcMar>
+              <w:top w:w="0" w:type="dxa"/>
+              <w:left w:w="0" w:type="dxa"/>
+              <w:bottom w:w="0" w:type="dxa"/>
+              <w:right w:w="0" w:type="dxa"/>
+            </w:tcMar>
+          </w:tcPr>
+          <w:p>
+            <w:pPr>
+              <w:pBdr>
+                <w:top w:val="none" w:sz="0" w:space="0" w:color="000000"/>
+                <w:left w:val="none" w:sz="0" w:space="0" w:color="000000"/>
+                <w:bottom w:val="none" w:sz="0" w:space="0" w:color="000000"/>
+                <w:right w:val="none" w:sz="0" w:space="0" w:color="000000"/>
+              </w:pBdr>
+              <w:spacing w:before="100" w:after="100"/>
+              <w:ind w:left="100" w:right="100"/>
+              <w:jc w:val="center"/>
+              <w:rPr>
+                <w:rFonts w:ascii="Arial" w:eastAsia="Arial" w:hAnsi="Arial" w:cs="Arial"/>
+                <w:color w:val="000000"/>
+                <w:sz w:val="22"/>
+                <w:szCs w:val="22"/>
+              </w:rPr>
+            </w:pPr>
+          </w:p>
+        </w:tc>
+      </w:tr>
+      <w:tr>
+        <w:trPr>
+          <w:jc w:val="center"/>
+        </w:trPr>
+        <w:tc>
+          <w:tcPr>
+            <w:tcW w:w="9448" w:type="dxa"/>
+            <w:gridSpan w:val="5"/>
+            <w:tcBorders>
+              <w:top w:val="single" w:sz="8" w:space="0" w:color="000000"/>
+              <w:left w:val="none" w:sz="0" w:space="0" w:color="FFFFFF"/>
+              <w:bottom w:val="none" w:sz="0" w:space="0" w:color="FFFFFF"/>
+              <w:right w:val="none" w:sz="0" w:space="0" w:color="FFFFFF"/>
+            </w:tcBorders>
+            <w:shd w:val="clear" w:color="auto" w:fill="FFFFFF"/>
+            <w:tcMar>
+              <w:top w:w="0" w:type="dxa"/>
+              <w:left w:w="0" w:type="dxa"/>
+              <w:bottom w:w="0" w:type="dxa"/>
+              <w:right w:w="0" w:type="dxa"/>
+            </w:tcMar>
+            <w:vAlign w:val="center"/>
+          </w:tcPr>
+          <w:p>
+            <w:pPr>
+              <w:pBdr>
+                <w:top w:val="none" w:sz="0" w:space="0" w:color="000000"/>
+                <w:left w:val="none" w:sz="0" w:space="0" w:color="000000"/>
+                <w:bottom w:val="none" w:sz="0" w:space="0" w:color="000000"/>
+                <w:right w:val="none" w:sz="0" w:space="0" w:color="000000"/>
+              </w:pBdr>
+              <w:spacing w:before="100" w:after="100"/>
+              <w:ind w:left="100" w:right="100"/>
+              <w:rPr>
+                <w:rFonts w:ascii="Arial" w:eastAsia="Arial" w:hAnsi="Arial" w:cs="Arial"/>
+                <w:color w:val="000000"/>
+                <w:sz w:val="22"/>
+                <w:szCs w:val="22"/>
+              </w:rPr>
+            </w:pPr>
+            <w:r>
+              <w:rPr>
+                <w:rFonts w:ascii="Arial" w:eastAsia="Arial" w:hAnsi="Arial" w:cs="Arial"/>
+                <w:color w:val="000000"/>
+                <w:sz w:val="22"/>
+                <w:szCs w:val="22"/>
+                <w:vertAlign w:val="superscript"/>
+              </w:rPr>
+              <w:t>1</w:t>
+            </w:r>
+            <w:r>
+              <w:rPr>
+                <w:rFonts w:ascii="Arial" w:eastAsia="Arial" w:hAnsi="Arial" w:cs="Arial"/>
+                <w:color w:val="000000"/>
+                <w:sz w:val="22"/>
+                <w:szCs w:val="22"/>
+              </w:rPr>
+              <w:t>n (%)</w:t>
+            </w:r>
+          </w:p>
+        </w:tc>
+      </w:tr>
+      <w:tr>
+        <w:trPr>
+          <w:jc w:val="center"/>
+        </w:trPr>
+        <w:tc>
+          <w:tcPr>
             <w:tcW w:w="9448" w:type="dxa"/>
             <w:gridSpan w:val="5"/>
             <w:tcBorders>
@@ -10619,48 +11503,6 @@
         </w:tc>
       </w:tr>
     </w:tbl>
-    <w:p>
-      <w:pPr>
-        <w:pBdr>
-          <w:top w:val="none" w:sz="0" w:space="0" w:color="000000"/>
-          <w:left w:val="none" w:sz="0" w:space="0" w:color="000000"/>
-          <w:bottom w:val="none" w:sz="0" w:space="0" w:color="000000"/>
-          <w:right w:val="none" w:sz="0" w:space="0" w:color="000000"/>
-        </w:pBdr>
-      </w:pPr>
-      <w:r>
-        <w:rPr>
-          <w:rFonts w:ascii="Arial" w:eastAsia="Arial" w:hAnsi="Arial" w:cs="Arial"/>
-          <w:i/>
-          <w:color w:val="000000"/>
-          <w:sz w:val="18"/>
-          <w:szCs w:val="18"/>
-        </w:rPr>
-        <w:t xml:space="preserve">Chi-square test. Clinical subtype is derived from ER, PR and HER2, so HER2-positive (61) equals HR+/HER2+ (43) plus HR-/HER2+ (18); the subtype column used previously was imputed as a separate variable and contradicted the receptors in 53 of 135 patients. ER, PR and HER2 were missing for 83, 83 and 86 patients respectively and are multiply imputed, so receptor and subtype frequencies should be read with that in mind. Every cross-check behind this table is logged in ../V3/doc/cleaning_log.txt. The chi-square approximation is unreliable for education, income, smoking, and </w:t>
-      </w:r>
-      <w:proofErr w:type="spellStart"/>
-      <w:r>
-        <w:rPr>
-          <w:rFonts w:ascii="Arial" w:eastAsia="Arial" w:hAnsi="Arial" w:cs="Arial"/>
-          <w:i/>
-          <w:color w:val="000000"/>
-          <w:sz w:val="18"/>
-          <w:szCs w:val="18"/>
-        </w:rPr>
-        <w:t>tumour</w:t>
-      </w:r>
-      <w:proofErr w:type="spellEnd"/>
-      <w:r>
-        <w:rPr>
-          <w:rFonts w:ascii="Arial" w:eastAsia="Arial" w:hAnsi="Arial" w:cs="Arial"/>
-          <w:i/>
-          <w:color w:val="000000"/>
-          <w:sz w:val="18"/>
-          <w:szCs w:val="18"/>
-        </w:rPr>
-        <w:t xml:space="preserve"> grade, where an expected cell count falls below 5; those p-values are approximate and an exact test would be preferable.</w:t>
-      </w:r>
-    </w:p>
     <w:p/>
     <w:p>
       <w:pPr>
@@ -13647,7 +14489,7 @@
           <w:sz w:val="18"/>
           <w:szCs w:val="18"/>
         </w:rPr>
-        <w:t>Chi-square test. Metastatic sites are taken from each patient's recorded site list using the questionnaire codes (1 lung, 2 brain, 3 liver, 4 bone, 5 opposite breast, 6 other). Brain and liver were transposed in the previous version of this table: brain metastasis is 13 (9.6%), not 55, and liver is 55 (40.7%), not 14. Metastatic burden is counted from the same site list. The chi-square approximation is unreliable for metastatic burden, where an expected cell count falls below 5; those p-values are approximate and an exact test would be preferable.</w:t>
+        <w:t>.</w:t>
       </w:r>
     </w:p>
     <w:p/>
@@ -15644,7 +16486,6 @@
                 <w:sz w:val="22"/>
                 <w:szCs w:val="22"/>
               </w:rPr>
-              <w:lastRenderedPageBreak/>
               <w:t>Delay in treatment initiation</w:t>
             </w:r>
           </w:p>
@@ -16088,6 +16929,7 @@
                 <w:sz w:val="22"/>
                 <w:szCs w:val="22"/>
               </w:rPr>
+              <w:lastRenderedPageBreak/>
               <w:t>Adequate</w:t>
             </w:r>
           </w:p>
@@ -18388,26 +19230,6 @@
         </w:tc>
       </w:tr>
     </w:tbl>
-    <w:p>
-      <w:pPr>
-        <w:pBdr>
-          <w:top w:val="none" w:sz="0" w:space="0" w:color="000000"/>
-          <w:left w:val="none" w:sz="0" w:space="0" w:color="000000"/>
-          <w:bottom w:val="none" w:sz="0" w:space="0" w:color="000000"/>
-          <w:right w:val="none" w:sz="0" w:space="0" w:color="000000"/>
-        </w:pBdr>
-      </w:pPr>
-      <w:r>
-        <w:rPr>
-          <w:rFonts w:ascii="Arial" w:eastAsia="Arial" w:hAnsi="Arial" w:cs="Arial"/>
-          <w:i/>
-          <w:color w:val="000000"/>
-          <w:sz w:val="18"/>
-          <w:szCs w:val="18"/>
-        </w:rPr>
-        <w:t>Chi-square test. Hormone therapy counts a patient as treated if endocrine therapy appears either in treatment ever received or in current active treatment: 42 patients (31.1%), where the previous version counted the former only and reported 20. No hormone-receptor-negative patient is counted as treated. Targeted therapy and zoledronic acid are carried over unchanged and remain unverified: the questionnaire assigns code 6 to targeted therapy and defines no code for zoledronic acid, while these columns were built from codes 5 and 6 respectively. The chi-square approximation is unreliable for any systemic treatment and chemotherapy, where an expected cell count falls below 5; those p-values are approximate and an exact test would be preferable.</w:t>
-      </w:r>
-    </w:p>
     <w:p/>
     <w:p>
       <w:pPr>
@@ -20305,7 +21127,6 @@
                 <w:sz w:val="22"/>
                 <w:szCs w:val="22"/>
               </w:rPr>
-              <w:lastRenderedPageBreak/>
               <w:t>HR+/HER2-</w:t>
             </w:r>
           </w:p>
@@ -22396,68 +23217,6 @@
         </w:tc>
       </w:tr>
     </w:tbl>
-    <w:p>
-      <w:pPr>
-        <w:pBdr>
-          <w:top w:val="none" w:sz="0" w:space="0" w:color="000000"/>
-          <w:left w:val="none" w:sz="0" w:space="0" w:color="000000"/>
-          <w:bottom w:val="none" w:sz="0" w:space="0" w:color="000000"/>
-          <w:right w:val="none" w:sz="0" w:space="0" w:color="000000"/>
-        </w:pBdr>
-      </w:pPr>
-      <w:r>
-        <w:rPr>
-          <w:rFonts w:ascii="Arial" w:eastAsia="Arial" w:hAnsi="Arial" w:cs="Arial"/>
-          <w:i/>
-          <w:color w:val="000000"/>
-          <w:sz w:val="18"/>
-          <w:szCs w:val="18"/>
-        </w:rPr>
-        <w:t xml:space="preserve">Cox proportional-hazards regression, de novo MBC as reference; adjusted for age group, metastatic burden, residence, education, </w:t>
-      </w:r>
-      <w:proofErr w:type="spellStart"/>
-      <w:r>
-        <w:rPr>
-          <w:rFonts w:ascii="Arial" w:eastAsia="Arial" w:hAnsi="Arial" w:cs="Arial"/>
-          <w:i/>
-          <w:color w:val="000000"/>
-          <w:sz w:val="18"/>
-          <w:szCs w:val="18"/>
-        </w:rPr>
-        <w:t>tumour</w:t>
-      </w:r>
-      <w:proofErr w:type="spellEnd"/>
-      <w:r>
-        <w:rPr>
-          <w:rFonts w:ascii="Arial" w:eastAsia="Arial" w:hAnsi="Arial" w:cs="Arial"/>
-          <w:i/>
-          <w:color w:val="000000"/>
-          <w:sz w:val="18"/>
-          <w:szCs w:val="18"/>
-        </w:rPr>
-        <w:t xml:space="preserve"> grade and any systemic treatment. Deaths (n = 39) are taken from the recorded current disease status.</w:t>
-      </w:r>
-    </w:p>
-    <w:p>
-      <w:pPr>
-        <w:pBdr>
-          <w:top w:val="none" w:sz="0" w:space="0" w:color="000000"/>
-          <w:left w:val="none" w:sz="0" w:space="0" w:color="000000"/>
-          <w:bottom w:val="none" w:sz="0" w:space="0" w:color="000000"/>
-          <w:right w:val="none" w:sz="0" w:space="0" w:color="000000"/>
-        </w:pBdr>
-      </w:pPr>
-      <w:r>
-        <w:rPr>
-          <w:rFonts w:ascii="Arial" w:eastAsia="Arial" w:hAnsi="Arial" w:cs="Arial"/>
-          <w:i/>
-          <w:color w:val="000000"/>
-          <w:sz w:val="18"/>
-          <w:szCs w:val="18"/>
-        </w:rPr>
-        <w:t>CAUTION: for the 96 patients who had not died, the survival time used here is the interval from first symptom to metastasis, not time under observation after metastasis, and loss to follow-up is not recorded anywhere in the dataset. This is inherited from the delivered data and needs a last-contact date to correct. The hazard ratios and the Kaplan-Meier figures should not be published until it is fixed.</w:t>
-      </w:r>
-    </w:p>
     <w:p/>
     <w:p>
       <w:pPr>
@@ -23476,16 +24235,6 @@
           <w:right w:val="none" w:sz="0" w:space="0" w:color="000000"/>
         </w:pBdr>
       </w:pPr>
-      <w:r>
-        <w:rPr>
-          <w:rFonts w:ascii="Arial" w:eastAsia="Arial" w:hAnsi="Arial" w:cs="Arial"/>
-          <w:i/>
-          <w:color w:val="000000"/>
-          <w:sz w:val="18"/>
-          <w:szCs w:val="18"/>
-        </w:rPr>
-        <w:t>Prior stage is recorded for all 72 patients with recurrent MBC and is undefined for de novo disease, except for 1 patient classified as de novo who also carries a prior stage. Stage values are the investigators' re-coded ones and differ from the previously delivered run in nine patients. The same survival-time caution as Table 4 applies.</w:t>
-      </w:r>
     </w:p>
     <w:sectPr>
       <w:type w:val="continuous"/>
@@ -23761,13 +24510,13 @@
       </w:pPr>
     </w:lvl>
   </w:abstractNum>
-  <w:num w:numId="1" w16cid:durableId="1329822432">
+  <w:num w:numId="1" w16cid:durableId="111437237">
     <w:abstractNumId w:val="1"/>
   </w:num>
-  <w:num w:numId="2" w16cid:durableId="251819459">
+  <w:num w:numId="2" w16cid:durableId="839582939">
     <w:abstractNumId w:val="2"/>
   </w:num>
-  <w:num w:numId="3" w16cid:durableId="926839764">
+  <w:num w:numId="3" w16cid:durableId="2048140435">
     <w:abstractNumId w:val="0"/>
   </w:num>
 </w:numbering>

--- a/Project-7 ---/V2/doc/de novo vs. Recurrent MBC result.docx
+++ b/Project-7 ---/V2/doc/de novo vs. Recurrent MBC result.docx
@@ -1,6 +1,6 @@
 
 <file path=word/document.xml><?xml version="1.0" encoding="utf-8"?>
-<w:document xmlns:wpc="http://schemas.microsoft.com/office/word/2010/wordprocessingCanvas" xmlns:cx="http://schemas.microsoft.com/office/drawing/2014/chartex" xmlns:cx1="http://schemas.microsoft.com/office/drawing/2015/9/8/chartex" xmlns:cx2="http://schemas.microsoft.com/office/drawing/2015/10/21/chartex" xmlns:cx3="http://schemas.microsoft.com/office/drawing/2016/5/9/chartex" xmlns:cx4="http://schemas.microsoft.com/office/drawing/2016/5/10/chartex" xmlns:cx5="http://schemas.microsoft.com/office/drawing/2016/5/11/chartex" xmlns:cx6="http://schemas.microsoft.com/office/drawing/2016/5/12/chartex" xmlns:cx7="http://schemas.microsoft.com/office/drawing/2016/5/13/chartex" xmlns:cx8="http://schemas.microsoft.com/office/drawing/2016/5/14/chartex" xmlns:mc="http://schemas.openxmlformats.org/markup-compatibility/2006" xmlns:aink="http://schemas.microsoft.com/office/drawing/2016/ink" xmlns:am3d="http://schemas.microsoft.com/office/drawing/2017/model3d" xmlns:o="urn:schemas-microsoft-com:office:office" xmlns:oel="http://schemas.microsoft.com/office/2019/extlst" xmlns:r="http://schemas.openxmlformats.org/officeDocument/2006/relationships" xmlns:m="http://schemas.openxmlformats.org/officeDocument/2006/math" xmlns:v="urn:schemas-microsoft-com:vml" xmlns:wp14="http://schemas.microsoft.com/office/word/2010/wordprocessingDrawing" xmlns:wp="http://schemas.openxmlformats.org/drawingml/2006/wordprocessingDrawing" xmlns:w10="urn:schemas-microsoft-com:office:word" xmlns:w="http://schemas.openxmlformats.org/wordprocessingml/2006/main" xmlns:w14="http://schemas.microsoft.com/office/word/2010/wordml" xmlns:w15="http://schemas.microsoft.com/office/word/2012/wordml" xmlns:w16cex="http://schemas.microsoft.com/office/word/2018/wordml/cex" xmlns:w16cid="http://schemas.microsoft.com/office/word/2016/wordml/cid" xmlns:w16="http://schemas.microsoft.com/office/word/2018/wordml" xmlns:w16du="http://schemas.microsoft.com/office/word/2023/wordml/word16du" xmlns:w16sdtdh="http://schemas.microsoft.com/office/word/2020/wordml/sdtdatahash" xmlns:w16sdtfl="http://schemas.microsoft.com/office/word/2024/wordml/sdtformatlock" xmlns:w16se="http://schemas.microsoft.com/office/word/2015/wordml/symex" xmlns:wpg="http://schemas.microsoft.com/office/word/2010/wordprocessingGroup" xmlns:wpi="http://schemas.microsoft.com/office/word/2010/wordprocessingInk" xmlns:wne="http://schemas.microsoft.com/office/word/2006/wordml" xmlns:wps="http://schemas.microsoft.com/office/word/2010/wordprocessingShape" mc:Ignorable="w14 w15 w16se w16cid w16 w16cex w16sdtdh w16sdtfl w16du wp14">
+<w:document xmlns:wpc="http://schemas.microsoft.com/office/word/2010/wordprocessingCanvas" xmlns:cx="http://schemas.microsoft.com/office/drawing/2014/chartex" xmlns:mc="http://schemas.openxmlformats.org/markup-compatibility/2006" xmlns:o="urn:schemas-microsoft-com:office:office" xmlns:r="http://schemas.openxmlformats.org/officeDocument/2006/relationships" xmlns:m="http://schemas.openxmlformats.org/officeDocument/2006/math" xmlns:v="urn:schemas-microsoft-com:vml" xmlns:wp14="http://schemas.microsoft.com/office/word/2010/wordprocessingDrawing" xmlns:wp="http://schemas.openxmlformats.org/drawingml/2006/wordprocessingDrawing" xmlns:w10="urn:schemas-microsoft-com:office:word" xmlns:w="http://schemas.openxmlformats.org/wordprocessingml/2006/main" xmlns:w14="http://schemas.microsoft.com/office/word/2010/wordml" xmlns:w15="http://schemas.microsoft.com/office/word/2012/wordml" xmlns:w16se="http://schemas.microsoft.com/office/word/2015/wordml/symex" xmlns:wpg="http://schemas.microsoft.com/office/word/2010/wordprocessingGroup" xmlns:wpi="http://schemas.microsoft.com/office/word/2010/wordprocessingInk" xmlns:wne="http://schemas.microsoft.com/office/word/2006/wordml" xmlns:wps="http://schemas.microsoft.com/office/word/2010/wordprocessingShape" mc:Ignorable="w14 w15 w16se wp14">
   <w:body>
     <w:p>
       <w:pPr>
@@ -8401,7 +8401,18 @@
                 <w:sz w:val="22"/>
                 <w:szCs w:val="22"/>
               </w:rPr>
-              <w:t>11 (17%)</w:t>
+              <w:t>11 (17</w:t>
+            </w:r>
+            <w:bookmarkStart w:id="0" w:name="_GoBack"/>
+            <w:bookmarkEnd w:id="0"/>
+            <w:r>
+              <w:rPr>
+                <w:rFonts w:ascii="Arial" w:eastAsia="Arial" w:hAnsi="Arial" w:cs="Arial"/>
+                <w:color w:val="000000"/>
+                <w:sz w:val="22"/>
+                <w:szCs w:val="22"/>
+              </w:rPr>
+              <w:t>%)</w:t>
             </w:r>
           </w:p>
         </w:tc>
@@ -9685,7 +9696,7 @@
                 <w:sz w:val="22"/>
                 <w:szCs w:val="22"/>
               </w:rPr>
-              <w:t>77 (57%)</w:t>
+              <w:t>105 (78%)</w:t>
             </w:r>
           </w:p>
         </w:tc>
@@ -9731,7 +9742,7 @@
                 <w:sz w:val="22"/>
                 <w:szCs w:val="22"/>
               </w:rPr>
-              <w:t>15 (24%)</w:t>
+              <w:t>40 (63%)</w:t>
             </w:r>
           </w:p>
         </w:tc>
@@ -9777,7 +9788,7 @@
                 <w:sz w:val="22"/>
                 <w:szCs w:val="22"/>
               </w:rPr>
-              <w:t>62 (86%)</w:t>
+              <w:t>65 (90%)</w:t>
             </w:r>
           </w:p>
         </w:tc>
@@ -10135,7 +10146,7 @@
                 <w:sz w:val="22"/>
                 <w:szCs w:val="22"/>
               </w:rPr>
-              <w:t>47 (35%)</w:t>
+              <w:t>0 (0%)</w:t>
             </w:r>
           </w:p>
         </w:tc>
@@ -10181,7 +10192,7 @@
                 <w:sz w:val="22"/>
                 <w:szCs w:val="22"/>
               </w:rPr>
-              <w:t>38 (60%)</w:t>
+              <w:t>0 (0%)</w:t>
             </w:r>
           </w:p>
         </w:tc>
@@ -10227,7 +10238,7 @@
                 <w:sz w:val="22"/>
                 <w:szCs w:val="22"/>
               </w:rPr>
-              <w:t>9 (13%)</w:t>
+              <w:t>0 (0%)</w:t>
             </w:r>
           </w:p>
         </w:tc>
@@ -10360,7 +10371,7 @@
                 <w:sz w:val="22"/>
                 <w:szCs w:val="22"/>
               </w:rPr>
-              <w:t>11 (8.1%)</w:t>
+              <w:t>30 (22%)</w:t>
             </w:r>
           </w:p>
         </w:tc>
@@ -10406,7 +10417,7 @@
                 <w:sz w:val="22"/>
                 <w:szCs w:val="22"/>
               </w:rPr>
-              <w:t>10 (16%)</w:t>
+              <w:t>23 (37%)</w:t>
             </w:r>
           </w:p>
         </w:tc>
@@ -10452,7 +10463,7 @@
                 <w:sz w:val="22"/>
                 <w:szCs w:val="22"/>
               </w:rPr>
-              <w:t>1 (1.4%)</w:t>
+              <w:t>7 (9.7%)</w:t>
             </w:r>
           </w:p>
         </w:tc>
@@ -11503,13 +11514,85 @@
         </w:tc>
       </w:tr>
     </w:tbl>
+    <w:p>
+      <w:pPr>
+        <w:pBdr>
+          <w:top w:val="none" w:sz="0" w:space="0" w:color="000000"/>
+          <w:left w:val="none" w:sz="0" w:space="0" w:color="000000"/>
+          <w:bottom w:val="none" w:sz="0" w:space="0" w:color="000000"/>
+          <w:right w:val="none" w:sz="0" w:space="0" w:color="000000"/>
+        </w:pBdr>
+      </w:pPr>
+      <w:r>
+        <w:rPr>
+          <w:rFonts w:ascii="Arial" w:eastAsia="Arial" w:hAnsi="Arial" w:cs="Arial"/>
+          <w:i/>
+          <w:color w:val="000000"/>
+          <w:sz w:val="18"/>
+          <w:szCs w:val="18"/>
+        </w:rPr>
+        <w:t xml:space="preserve">Chi-square test. Clinical subtype is derived from ER, PR and HER2, so HER2-positive (61) equals HR+/HER2+ (43) plus HR-/HER2+ (18); the subtype column used previously was imputed as a separate variable and contradicted the receptors in 53 of 135 patients. </w:t>
+      </w:r>
+      <w:r>
+        <w:rPr>
+          <w:rFonts w:ascii="Arial" w:eastAsia="Arial" w:hAnsi="Arial" w:cs="Arial"/>
+          <w:i/>
+          <w:color w:val="000000"/>
+          <w:sz w:val="18"/>
+          <w:szCs w:val="18"/>
+        </w:rPr>
+        <w:t>ER, PR and HER2 were missing for 83, 83 and 86 patients respectively and are multiply imputed, so receptor and subtype frequencies should be read with that in mind. Every cross-check behind this table is logged in ../V3/doc/cleaning_log.txt. The chi-square</w:t>
+      </w:r>
+      <w:r>
+        <w:rPr>
+          <w:rFonts w:ascii="Arial" w:eastAsia="Arial" w:hAnsi="Arial" w:cs="Arial"/>
+          <w:i/>
+          <w:color w:val="000000"/>
+          <w:sz w:val="18"/>
+          <w:szCs w:val="18"/>
+        </w:rPr>
+        <w:t xml:space="preserve"> approximation is </w:t>
+      </w:r>
+      <w:r>
+        <w:rPr>
+          <w:rFonts w:ascii="Arial" w:eastAsia="Arial" w:hAnsi="Arial" w:cs="Arial"/>
+          <w:i/>
+          <w:color w:val="000000"/>
+          <w:sz w:val="18"/>
+          <w:szCs w:val="18"/>
+        </w:rPr>
+        <w:lastRenderedPageBreak/>
+        <w:t xml:space="preserve">unreliable for education, income, smoking, and </w:t>
+      </w:r>
+      <w:proofErr w:type="spellStart"/>
+      <w:r>
+        <w:rPr>
+          <w:rFonts w:ascii="Arial" w:eastAsia="Arial" w:hAnsi="Arial" w:cs="Arial"/>
+          <w:i/>
+          <w:color w:val="000000"/>
+          <w:sz w:val="18"/>
+          <w:szCs w:val="18"/>
+        </w:rPr>
+        <w:t>tumour</w:t>
+      </w:r>
+      <w:proofErr w:type="spellEnd"/>
+      <w:r>
+        <w:rPr>
+          <w:rFonts w:ascii="Arial" w:eastAsia="Arial" w:hAnsi="Arial" w:cs="Arial"/>
+          <w:i/>
+          <w:color w:val="000000"/>
+          <w:sz w:val="18"/>
+          <w:szCs w:val="18"/>
+        </w:rPr>
+        <w:t xml:space="preserve"> grade, where an expected cell count falls below 5; those p-values are approximate and an exact test would be preferable.</w:t>
+      </w:r>
+    </w:p>
     <w:p/>
     <w:p>
       <w:pPr>
         <w:pStyle w:val="Heading1"/>
       </w:pPr>
       <w:r>
-        <w:lastRenderedPageBreak/>
         <w:t>Table 2</w:t>
       </w:r>
     </w:p>
@@ -14138,7 +14221,6 @@
                 <w:szCs w:val="22"/>
               </w:rPr>
             </w:pPr>
-            <w:proofErr w:type="gramStart"/>
             <w:r>
               <w:rPr>
                 <w:rFonts w:ascii="Arial" w:eastAsia="Arial" w:hAnsi="Arial" w:cs="Arial"/>
@@ -14147,18 +14229,7 @@
                 <w:sz w:val="22"/>
                 <w:szCs w:val="22"/>
               </w:rPr>
-              <w:t>Other</w:t>
-            </w:r>
-            <w:proofErr w:type="gramEnd"/>
-            <w:r>
-              <w:rPr>
-                <w:rFonts w:ascii="Arial" w:eastAsia="Arial" w:hAnsi="Arial" w:cs="Arial"/>
-                <w:b/>
-                <w:color w:val="000000"/>
-                <w:sz w:val="22"/>
-                <w:szCs w:val="22"/>
-              </w:rPr>
-              <w:t xml:space="preserve"> site</w:t>
+              <w:t>Other site</w:t>
             </w:r>
           </w:p>
         </w:tc>
@@ -14489,7 +14560,49 @@
           <w:sz w:val="18"/>
           <w:szCs w:val="18"/>
         </w:rPr>
-        <w:t>.</w:t>
+        <w:t xml:space="preserve">Chi-square test. Metastatic sites are taken from each patient's recorded site list using the questionnaire codes (1 lung, 2 brain, 3 </w:t>
+      </w:r>
+      <w:proofErr w:type="gramStart"/>
+      <w:r>
+        <w:rPr>
+          <w:rFonts w:ascii="Arial" w:eastAsia="Arial" w:hAnsi="Arial" w:cs="Arial"/>
+          <w:i/>
+          <w:color w:val="000000"/>
+          <w:sz w:val="18"/>
+          <w:szCs w:val="18"/>
+        </w:rPr>
+        <w:t>liver</w:t>
+      </w:r>
+      <w:proofErr w:type="gramEnd"/>
+      <w:r>
+        <w:rPr>
+          <w:rFonts w:ascii="Arial" w:eastAsia="Arial" w:hAnsi="Arial" w:cs="Arial"/>
+          <w:i/>
+          <w:color w:val="000000"/>
+          <w:sz w:val="18"/>
+          <w:szCs w:val="18"/>
+        </w:rPr>
+        <w:t>, 4 bone, 5 opposite breast, 6 other). Brain and liver were transposed in the previous version of this table: brain me</w:t>
+      </w:r>
+      <w:r>
+        <w:rPr>
+          <w:rFonts w:ascii="Arial" w:eastAsia="Arial" w:hAnsi="Arial" w:cs="Arial"/>
+          <w:i/>
+          <w:color w:val="000000"/>
+          <w:sz w:val="18"/>
+          <w:szCs w:val="18"/>
+        </w:rPr>
+        <w:t>tastasis is 13 (9.6%), not 55, and liver is 55 (40.7%), not 14. Metastatic burden is counted from the same site list. The chi-square approximation is unreliable for metastatic burden, where an expected cell count falls below 5; those p-values are approxima</w:t>
+      </w:r>
+      <w:r>
+        <w:rPr>
+          <w:rFonts w:ascii="Arial" w:eastAsia="Arial" w:hAnsi="Arial" w:cs="Arial"/>
+          <w:i/>
+          <w:color w:val="000000"/>
+          <w:sz w:val="18"/>
+          <w:szCs w:val="18"/>
+        </w:rPr>
+        <w:t>te and an exact test would be preferable.</w:t>
       </w:r>
     </w:p>
     <w:p/>
@@ -16014,6 +16127,7 @@
                 <w:sz w:val="22"/>
                 <w:szCs w:val="22"/>
               </w:rPr>
+              <w:lastRenderedPageBreak/>
               <w:t>Palliative radiotherapy</w:t>
             </w:r>
           </w:p>
@@ -16242,6 +16356,7 @@
                 <w:szCs w:val="22"/>
               </w:rPr>
             </w:pPr>
+            <w:proofErr w:type="spellStart"/>
             <w:r>
               <w:rPr>
                 <w:rFonts w:ascii="Arial" w:eastAsia="Arial" w:hAnsi="Arial" w:cs="Arial"/>
@@ -16250,7 +16365,18 @@
                 <w:sz w:val="22"/>
                 <w:szCs w:val="22"/>
               </w:rPr>
-              <w:t>Zoledronic acid</w:t>
+              <w:t>Zoledronic</w:t>
+            </w:r>
+            <w:proofErr w:type="spellEnd"/>
+            <w:r>
+              <w:rPr>
+                <w:rFonts w:ascii="Arial" w:eastAsia="Arial" w:hAnsi="Arial" w:cs="Arial"/>
+                <w:b/>
+                <w:color w:val="000000"/>
+                <w:sz w:val="22"/>
+                <w:szCs w:val="22"/>
+              </w:rPr>
+              <w:t xml:space="preserve"> acid</w:t>
             </w:r>
           </w:p>
         </w:tc>
@@ -16929,7 +17055,6 @@
                 <w:sz w:val="22"/>
                 <w:szCs w:val="22"/>
               </w:rPr>
-              <w:lastRenderedPageBreak/>
               <w:t>Adequate</w:t>
             </w:r>
           </w:p>
@@ -18691,7 +18816,6 @@
                 <w:szCs w:val="22"/>
               </w:rPr>
             </w:pPr>
-            <w:proofErr w:type="gramStart"/>
             <w:r>
               <w:rPr>
                 <w:rFonts w:ascii="Arial" w:eastAsia="Arial" w:hAnsi="Arial" w:cs="Arial"/>
@@ -18701,7 +18825,6 @@
               </w:rPr>
               <w:t>Non Adherent</w:t>
             </w:r>
-            <w:proofErr w:type="gramEnd"/>
           </w:p>
         </w:tc>
         <w:tc>
@@ -19230,6 +19353,90 @@
         </w:tc>
       </w:tr>
     </w:tbl>
+    <w:p>
+      <w:pPr>
+        <w:pBdr>
+          <w:top w:val="none" w:sz="0" w:space="0" w:color="000000"/>
+          <w:left w:val="none" w:sz="0" w:space="0" w:color="000000"/>
+          <w:bottom w:val="none" w:sz="0" w:space="0" w:color="000000"/>
+          <w:right w:val="none" w:sz="0" w:space="0" w:color="000000"/>
+        </w:pBdr>
+      </w:pPr>
+      <w:r>
+        <w:rPr>
+          <w:rFonts w:ascii="Arial" w:eastAsia="Arial" w:hAnsi="Arial" w:cs="Arial"/>
+          <w:i/>
+          <w:color w:val="000000"/>
+          <w:sz w:val="18"/>
+          <w:szCs w:val="18"/>
+        </w:rPr>
+        <w:t>Chi-square test. Hormone therapy counts a patient as treated if endocrine therapy appears either in treatment ever received or in current active treatment: 42 patients (31.1%), where the previous version counted the former only and reported 20. No hormone-</w:t>
+      </w:r>
+      <w:r>
+        <w:rPr>
+          <w:rFonts w:ascii="Arial" w:eastAsia="Arial" w:hAnsi="Arial" w:cs="Arial"/>
+          <w:i/>
+          <w:color w:val="000000"/>
+          <w:sz w:val="18"/>
+          <w:szCs w:val="18"/>
+        </w:rPr>
+        <w:t xml:space="preserve">receptor-negative patient is counted as treated. Targeted therapy and </w:t>
+      </w:r>
+      <w:proofErr w:type="spellStart"/>
+      <w:r>
+        <w:rPr>
+          <w:rFonts w:ascii="Arial" w:eastAsia="Arial" w:hAnsi="Arial" w:cs="Arial"/>
+          <w:i/>
+          <w:color w:val="000000"/>
+          <w:sz w:val="18"/>
+          <w:szCs w:val="18"/>
+        </w:rPr>
+        <w:t>zoledronic</w:t>
+      </w:r>
+      <w:proofErr w:type="spellEnd"/>
+      <w:r>
+        <w:rPr>
+          <w:rFonts w:ascii="Arial" w:eastAsia="Arial" w:hAnsi="Arial" w:cs="Arial"/>
+          <w:i/>
+          <w:color w:val="000000"/>
+          <w:sz w:val="18"/>
+          <w:szCs w:val="18"/>
+        </w:rPr>
+        <w:t xml:space="preserve"> acid are carried over unchanged and remain unverified: the questionnaire assigns code 6 to targeted therapy and defines no code for </w:t>
+      </w:r>
+      <w:proofErr w:type="spellStart"/>
+      <w:r>
+        <w:rPr>
+          <w:rFonts w:ascii="Arial" w:eastAsia="Arial" w:hAnsi="Arial" w:cs="Arial"/>
+          <w:i/>
+          <w:color w:val="000000"/>
+          <w:sz w:val="18"/>
+          <w:szCs w:val="18"/>
+        </w:rPr>
+        <w:t>zoledronic</w:t>
+      </w:r>
+      <w:proofErr w:type="spellEnd"/>
+      <w:r>
+        <w:rPr>
+          <w:rFonts w:ascii="Arial" w:eastAsia="Arial" w:hAnsi="Arial" w:cs="Arial"/>
+          <w:i/>
+          <w:color w:val="000000"/>
+          <w:sz w:val="18"/>
+          <w:szCs w:val="18"/>
+        </w:rPr>
+        <w:t xml:space="preserve"> acid, while these columns were b</w:t>
+      </w:r>
+      <w:r>
+        <w:rPr>
+          <w:rFonts w:ascii="Arial" w:eastAsia="Arial" w:hAnsi="Arial" w:cs="Arial"/>
+          <w:i/>
+          <w:color w:val="000000"/>
+          <w:sz w:val="18"/>
+          <w:szCs w:val="18"/>
+        </w:rPr>
+        <w:t>uilt from codes 5 and 6 respectively. The chi-square approximation is unreliable for any systemic treatment and chemotherapy, where an expected cell count falls below 5; those p-values are approximate and an exact test would be preferable.</w:t>
+      </w:r>
+    </w:p>
     <w:p/>
     <w:p>
       <w:pPr>
@@ -20421,6 +20628,7 @@
                 <w:sz w:val="22"/>
                 <w:szCs w:val="22"/>
               </w:rPr>
+              <w:lastRenderedPageBreak/>
               <w:t>HR+/HER2+</w:t>
             </w:r>
           </w:p>
@@ -23217,6 +23425,88 @@
         </w:tc>
       </w:tr>
     </w:tbl>
+    <w:p>
+      <w:pPr>
+        <w:pBdr>
+          <w:top w:val="none" w:sz="0" w:space="0" w:color="000000"/>
+          <w:left w:val="none" w:sz="0" w:space="0" w:color="000000"/>
+          <w:bottom w:val="none" w:sz="0" w:space="0" w:color="000000"/>
+          <w:right w:val="none" w:sz="0" w:space="0" w:color="000000"/>
+        </w:pBdr>
+      </w:pPr>
+      <w:r>
+        <w:rPr>
+          <w:rFonts w:ascii="Arial" w:eastAsia="Arial" w:hAnsi="Arial" w:cs="Arial"/>
+          <w:i/>
+          <w:color w:val="000000"/>
+          <w:sz w:val="18"/>
+          <w:szCs w:val="18"/>
+        </w:rPr>
+        <w:t xml:space="preserve">Cox proportional-hazards regression, de novo MBC as reference; adjusted for age group, metastatic burden, residence, education, </w:t>
+      </w:r>
+      <w:proofErr w:type="spellStart"/>
+      <w:r>
+        <w:rPr>
+          <w:rFonts w:ascii="Arial" w:eastAsia="Arial" w:hAnsi="Arial" w:cs="Arial"/>
+          <w:i/>
+          <w:color w:val="000000"/>
+          <w:sz w:val="18"/>
+          <w:szCs w:val="18"/>
+        </w:rPr>
+        <w:t>tumour</w:t>
+      </w:r>
+      <w:proofErr w:type="spellEnd"/>
+      <w:r>
+        <w:rPr>
+          <w:rFonts w:ascii="Arial" w:eastAsia="Arial" w:hAnsi="Arial" w:cs="Arial"/>
+          <w:i/>
+          <w:color w:val="000000"/>
+          <w:sz w:val="18"/>
+          <w:szCs w:val="18"/>
+        </w:rPr>
+        <w:t xml:space="preserve"> grade and any systemic treatment. Deaths (n = 39) are taken from the recorded current disease status.</w:t>
+      </w:r>
+    </w:p>
+    <w:p>
+      <w:pPr>
+        <w:pBdr>
+          <w:top w:val="none" w:sz="0" w:space="0" w:color="000000"/>
+          <w:left w:val="none" w:sz="0" w:space="0" w:color="000000"/>
+          <w:bottom w:val="none" w:sz="0" w:space="0" w:color="000000"/>
+          <w:right w:val="none" w:sz="0" w:space="0" w:color="000000"/>
+        </w:pBdr>
+      </w:pPr>
+      <w:r>
+        <w:rPr>
+          <w:rFonts w:ascii="Arial" w:eastAsia="Arial" w:hAnsi="Arial" w:cs="Arial"/>
+          <w:i/>
+          <w:color w:val="000000"/>
+          <w:sz w:val="18"/>
+          <w:szCs w:val="18"/>
+        </w:rPr>
+        <w:t>CAUTION: for the 96</w:t>
+      </w:r>
+      <w:r>
+        <w:rPr>
+          <w:rFonts w:ascii="Arial" w:eastAsia="Arial" w:hAnsi="Arial" w:cs="Arial"/>
+          <w:i/>
+          <w:color w:val="000000"/>
+          <w:sz w:val="18"/>
+          <w:szCs w:val="18"/>
+        </w:rPr>
+        <w:t xml:space="preserve"> patients who had not died, the survival time used here is the interval from first symptom to metastasis, not time under observation after metastasis, and loss to follow-up is not recorded anywhere in the dataset. This is inherited from the delivered data </w:t>
+      </w:r>
+      <w:r>
+        <w:rPr>
+          <w:rFonts w:ascii="Arial" w:eastAsia="Arial" w:hAnsi="Arial" w:cs="Arial"/>
+          <w:i/>
+          <w:color w:val="000000"/>
+          <w:sz w:val="18"/>
+          <w:szCs w:val="18"/>
+        </w:rPr>
+        <w:t>and needs a last-contact date to correct. The hazard ratios and the Kaplan-Meier figures should not be published until it is fixed.</w:t>
+      </w:r>
+    </w:p>
     <w:p/>
     <w:p>
       <w:pPr>
@@ -24235,6 +24525,26 @@
           <w:right w:val="none" w:sz="0" w:space="0" w:color="000000"/>
         </w:pBdr>
       </w:pPr>
+      <w:r>
+        <w:rPr>
+          <w:rFonts w:ascii="Arial" w:eastAsia="Arial" w:hAnsi="Arial" w:cs="Arial"/>
+          <w:i/>
+          <w:color w:val="000000"/>
+          <w:sz w:val="18"/>
+          <w:szCs w:val="18"/>
+        </w:rPr>
+        <w:t>Prior stage is recorded for all 72 patients with recurrent MBC and is undefined for de novo disease, except for 1 patient classified as de novo who also carries a prior stage. Stage values are the investigators' re-coded ones and differ from the previously</w:t>
+      </w:r>
+      <w:r>
+        <w:rPr>
+          <w:rFonts w:ascii="Arial" w:eastAsia="Arial" w:hAnsi="Arial" w:cs="Arial"/>
+          <w:i/>
+          <w:color w:val="000000"/>
+          <w:sz w:val="18"/>
+          <w:szCs w:val="18"/>
+        </w:rPr>
+        <w:t xml:space="preserve"> delivered run in nine patients. The same survival-time caution as Table 4 applies.</w:t>
+      </w:r>
     </w:p>
     <w:sectPr>
       <w:type w:val="continuous"/>
@@ -24248,7 +24558,7 @@
 </file>
 
 <file path=word/numbering.xml><?xml version="1.0" encoding="utf-8"?>
-<w:numbering xmlns:wpc="http://schemas.microsoft.com/office/word/2010/wordprocessingCanvas" xmlns:cx="http://schemas.microsoft.com/office/drawing/2014/chartex" xmlns:cx1="http://schemas.microsoft.com/office/drawing/2015/9/8/chartex" xmlns:cx2="http://schemas.microsoft.com/office/drawing/2015/10/21/chartex" xmlns:cx3="http://schemas.microsoft.com/office/drawing/2016/5/9/chartex" xmlns:cx4="http://schemas.microsoft.com/office/drawing/2016/5/10/chartex" xmlns:cx5="http://schemas.microsoft.com/office/drawing/2016/5/11/chartex" xmlns:cx6="http://schemas.microsoft.com/office/drawing/2016/5/12/chartex" xmlns:cx7="http://schemas.microsoft.com/office/drawing/2016/5/13/chartex" xmlns:cx8="http://schemas.microsoft.com/office/drawing/2016/5/14/chartex" xmlns:mc="http://schemas.openxmlformats.org/markup-compatibility/2006" xmlns:aink="http://schemas.microsoft.com/office/drawing/2016/ink" xmlns:am3d="http://schemas.microsoft.com/office/drawing/2017/model3d" xmlns:o="urn:schemas-microsoft-com:office:office" xmlns:oel="http://schemas.microsoft.com/office/2019/extlst" xmlns:r="http://schemas.openxmlformats.org/officeDocument/2006/relationships" xmlns:m="http://schemas.openxmlformats.org/officeDocument/2006/math" xmlns:v="urn:schemas-microsoft-com:vml" xmlns:wp14="http://schemas.microsoft.com/office/word/2010/wordprocessingDrawing" xmlns:wp="http://schemas.openxmlformats.org/drawingml/2006/wordprocessingDrawing" xmlns:w10="urn:schemas-microsoft-com:office:word" xmlns:w="http://schemas.openxmlformats.org/wordprocessingml/2006/main" xmlns:w14="http://schemas.microsoft.com/office/word/2010/wordml" xmlns:w15="http://schemas.microsoft.com/office/word/2012/wordml" xmlns:w16cex="http://schemas.microsoft.com/office/word/2018/wordml/cex" xmlns:w16cid="http://schemas.microsoft.com/office/word/2016/wordml/cid" xmlns:w16="http://schemas.microsoft.com/office/word/2018/wordml" xmlns:w16du="http://schemas.microsoft.com/office/word/2023/wordml/word16du" xmlns:w16sdtdh="http://schemas.microsoft.com/office/word/2020/wordml/sdtdatahash" xmlns:w16sdtfl="http://schemas.microsoft.com/office/word/2024/wordml/sdtformatlock" xmlns:w16se="http://schemas.microsoft.com/office/word/2015/wordml/symex" xmlns:wpg="http://schemas.microsoft.com/office/word/2010/wordprocessingGroup" xmlns:wpi="http://schemas.microsoft.com/office/word/2010/wordprocessingInk" xmlns:wne="http://schemas.microsoft.com/office/word/2006/wordml" xmlns:wps="http://schemas.microsoft.com/office/word/2010/wordprocessingShape" mc:Ignorable="w14 w15 w16se w16cid w16 w16cex w16sdtdh w16sdtfl w16du wp14">
+<w:numbering xmlns:wpc="http://schemas.microsoft.com/office/word/2010/wordprocessingCanvas" xmlns:cx="http://schemas.microsoft.com/office/drawing/2014/chartex" xmlns:mc="http://schemas.openxmlformats.org/markup-compatibility/2006" xmlns:o="urn:schemas-microsoft-com:office:office" xmlns:r="http://schemas.openxmlformats.org/officeDocument/2006/relationships" xmlns:m="http://schemas.openxmlformats.org/officeDocument/2006/math" xmlns:v="urn:schemas-microsoft-com:vml" xmlns:wp14="http://schemas.microsoft.com/office/word/2010/wordprocessingDrawing" xmlns:wp="http://schemas.openxmlformats.org/drawingml/2006/wordprocessingDrawing" xmlns:w10="urn:schemas-microsoft-com:office:word" xmlns:w="http://schemas.openxmlformats.org/wordprocessingml/2006/main" xmlns:w14="http://schemas.microsoft.com/office/word/2010/wordml" xmlns:w15="http://schemas.microsoft.com/office/word/2012/wordml" xmlns:w16se="http://schemas.microsoft.com/office/word/2015/wordml/symex" xmlns:wpg="http://schemas.microsoft.com/office/word/2010/wordprocessingGroup" xmlns:wpi="http://schemas.microsoft.com/office/word/2010/wordprocessingInk" xmlns:wne="http://schemas.microsoft.com/office/word/2006/wordml" xmlns:wps="http://schemas.microsoft.com/office/word/2010/wordprocessingShape" mc:Ignorable="w14 w15 w16se wp14">
   <w:abstractNum w:abstractNumId="0" w15:restartNumberingAfterBreak="0">
     <w:nsid w:val="07E925FD"/>
     <w:multiLevelType w:val="multilevel"/>
@@ -24510,20 +24820,20 @@
       </w:pPr>
     </w:lvl>
   </w:abstractNum>
-  <w:num w:numId="1" w16cid:durableId="111437237">
+  <w:num w:numId="1">
     <w:abstractNumId w:val="1"/>
   </w:num>
-  <w:num w:numId="2" w16cid:durableId="839582939">
+  <w:num w:numId="2">
     <w:abstractNumId w:val="2"/>
   </w:num>
-  <w:num w:numId="3" w16cid:durableId="2048140435">
+  <w:num w:numId="3">
     <w:abstractNumId w:val="0"/>
   </w:num>
 </w:numbering>
 </file>
 
 <file path=word/styles.xml><?xml version="1.0" encoding="utf-8"?>
-<w:styles xmlns:mc="http://schemas.openxmlformats.org/markup-compatibility/2006" xmlns:r="http://schemas.openxmlformats.org/officeDocument/2006/relationships" xmlns:w="http://schemas.openxmlformats.org/wordprocessingml/2006/main" xmlns:w14="http://schemas.microsoft.com/office/word/2010/wordml" xmlns:w15="http://schemas.microsoft.com/office/word/2012/wordml" xmlns:w16cex="http://schemas.microsoft.com/office/word/2018/wordml/cex" xmlns:w16cid="http://schemas.microsoft.com/office/word/2016/wordml/cid" xmlns:w16="http://schemas.microsoft.com/office/word/2018/wordml" xmlns:w16du="http://schemas.microsoft.com/office/word/2023/wordml/word16du" xmlns:w16sdtdh="http://schemas.microsoft.com/office/word/2020/wordml/sdtdatahash" xmlns:w16sdtfl="http://schemas.microsoft.com/office/word/2024/wordml/sdtformatlock" xmlns:w16se="http://schemas.microsoft.com/office/word/2015/wordml/symex" mc:Ignorable="w14 w15 w16se w16cid w16 w16cex w16sdtdh w16sdtfl w16du">
+<w:styles xmlns:mc="http://schemas.openxmlformats.org/markup-compatibility/2006" xmlns:r="http://schemas.openxmlformats.org/officeDocument/2006/relationships" xmlns:w="http://schemas.openxmlformats.org/wordprocessingml/2006/main" xmlns:w14="http://schemas.microsoft.com/office/word/2010/wordml" xmlns:w15="http://schemas.microsoft.com/office/word/2012/wordml" xmlns:w16se="http://schemas.microsoft.com/office/word/2015/wordml/symex" mc:Ignorable="w14 w15 w16se">
   <w:docDefaults>
     <w:rPrDefault>
       <w:rPr>
@@ -24535,7 +24845,7 @@
     </w:rPrDefault>
     <w:pPrDefault/>
   </w:docDefaults>
-  <w:latentStyles w:defLockedState="0" w:defUIPriority="99" w:defSemiHidden="0" w:defUnhideWhenUsed="0" w:defQFormat="0" w:count="376">
+  <w:latentStyles w:defLockedState="0" w:defUIPriority="99" w:defSemiHidden="0" w:defUnhideWhenUsed="0" w:defQFormat="0" w:count="371">
     <w:lsdException w:name="Normal" w:uiPriority="0" w:qFormat="1"/>
     <w:lsdException w:name="heading 1" w:uiPriority="9" w:qFormat="1"/>
     <w:lsdException w:name="heading 2" w:semiHidden="1" w:uiPriority="9" w:unhideWhenUsed="1" w:qFormat="1"/>
@@ -24898,11 +25208,6 @@
     <w:lsdException w:name="List Table 5 Dark Accent 6" w:uiPriority="50"/>
     <w:lsdException w:name="List Table 6 Colorful Accent 6" w:uiPriority="51"/>
     <w:lsdException w:name="List Table 7 Colorful Accent 6" w:uiPriority="52"/>
-    <w:lsdException w:name="Mention" w:semiHidden="1" w:unhideWhenUsed="1"/>
-    <w:lsdException w:name="Smart Hyperlink" w:semiHidden="1" w:unhideWhenUsed="1"/>
-    <w:lsdException w:name="Hashtag" w:semiHidden="1" w:unhideWhenUsed="1"/>
-    <w:lsdException w:name="Unresolved Mention" w:semiHidden="1" w:unhideWhenUsed="1"/>
-    <w:lsdException w:name="Smart Link" w:semiHidden="1" w:unhideWhenUsed="1"/>
   </w:latentStyles>
   <w:style w:type="paragraph" w:default="1" w:styleId="Normal">
     <w:name w:val="Normal"/>
